--- a/output/Descriptivos/tabla_promedio_voto.docx
+++ b/output/Descriptivos/tabla_promedio_voto.docx
@@ -71,27 +71,27 @@
               <w:pStyle w:val="Normal"/>
             </w:pPr>
             <w:r>
-              <w:t>37.7</w:t>
-            </w:r>
-          </w:p>
-        </w:tc>
-        <w:tc>
-          <w:p>
-            <w:pPr>
-              <w:pStyle w:val="Normal"/>
-            </w:pPr>
-            <w:r>
-              <w:t>35.5</w:t>
-            </w:r>
-          </w:p>
-        </w:tc>
-        <w:tc>
-          <w:p>
-            <w:pPr>
-              <w:pStyle w:val="Normal"/>
-            </w:pPr>
-            <w:r>
-              <w:t>40.0</w:t>
+              <w:t>77.6</w:t>
+            </w:r>
+          </w:p>
+        </w:tc>
+        <w:tc>
+          <w:p>
+            <w:pPr>
+              <w:pStyle w:val="Normal"/>
+            </w:pPr>
+            <w:r>
+              <w:t>75.8</w:t>
+            </w:r>
+          </w:p>
+        </w:tc>
+        <w:tc>
+          <w:p>
+            <w:pPr>
+              <w:pStyle w:val="Normal"/>
+            </w:pPr>
+            <w:r>
+              <w:t>79.4</w:t>
             </w:r>
           </w:p>
         </w:tc>
@@ -113,27 +113,27 @@
               <w:pStyle w:val="Normal"/>
             </w:pPr>
             <w:r>
-              <w:t>31.8</w:t>
-            </w:r>
-          </w:p>
-        </w:tc>
-        <w:tc>
-          <w:p>
-            <w:pPr>
-              <w:pStyle w:val="Normal"/>
-            </w:pPr>
-            <w:r>
-              <w:t>29.8</w:t>
-            </w:r>
-          </w:p>
-        </w:tc>
-        <w:tc>
-          <w:p>
-            <w:pPr>
-              <w:pStyle w:val="Normal"/>
-            </w:pPr>
-            <w:r>
-              <w:t>33.8</w:t>
+              <w:t>65.6</w:t>
+            </w:r>
+          </w:p>
+        </w:tc>
+        <w:tc>
+          <w:p>
+            <w:pPr>
+              <w:pStyle w:val="Normal"/>
+            </w:pPr>
+            <w:r>
+              <w:t>63.3</w:t>
+            </w:r>
+          </w:p>
+        </w:tc>
+        <w:tc>
+          <w:p>
+            <w:pPr>
+              <w:pStyle w:val="Normal"/>
+            </w:pPr>
+            <w:r>
+              <w:t>67.8</w:t>
             </w:r>
           </w:p>
         </w:tc>
@@ -155,27 +155,27 @@
               <w:pStyle w:val="Normal"/>
             </w:pPr>
             <w:r>
-              <w:t>33.1</w:t>
-            </w:r>
-          </w:p>
-        </w:tc>
-        <w:tc>
-          <w:p>
-            <w:pPr>
-              <w:pStyle w:val="Normal"/>
-            </w:pPr>
-            <w:r>
-              <w:t>31.1</w:t>
-            </w:r>
-          </w:p>
-        </w:tc>
-        <w:tc>
-          <w:p>
-            <w:pPr>
-              <w:pStyle w:val="Normal"/>
-            </w:pPr>
-            <w:r>
-              <w:t>35.2</w:t>
+              <w:t>71.0</w:t>
+            </w:r>
+          </w:p>
+        </w:tc>
+        <w:tc>
+          <w:p>
+            <w:pPr>
+              <w:pStyle w:val="Normal"/>
+            </w:pPr>
+            <w:r>
+              <w:t>69.1</w:t>
+            </w:r>
+          </w:p>
+        </w:tc>
+        <w:tc>
+          <w:p>
+            <w:pPr>
+              <w:pStyle w:val="Normal"/>
+            </w:pPr>
+            <w:r>
+              <w:t>72.9</w:t>
             </w:r>
           </w:p>
         </w:tc>
@@ -197,27 +197,27 @@
               <w:pStyle w:val="Normal"/>
             </w:pPr>
             <w:r>
-              <w:t>31.2</w:t>
-            </w:r>
-          </w:p>
-        </w:tc>
-        <w:tc>
-          <w:p>
-            <w:pPr>
-              <w:pStyle w:val="Normal"/>
-            </w:pPr>
-            <w:r>
-              <w:t>25.2</w:t>
-            </w:r>
-          </w:p>
-        </w:tc>
-        <w:tc>
-          <w:p>
-            <w:pPr>
-              <w:pStyle w:val="Normal"/>
-            </w:pPr>
-            <w:r>
-              <w:t>37.7</w:t>
+              <w:t>81.5</w:t>
+            </w:r>
+          </w:p>
+        </w:tc>
+        <w:tc>
+          <w:p>
+            <w:pPr>
+              <w:pStyle w:val="Normal"/>
+            </w:pPr>
+            <w:r>
+              <w:t>77.8</w:t>
+            </w:r>
+          </w:p>
+        </w:tc>
+        <w:tc>
+          <w:p>
+            <w:pPr>
+              <w:pStyle w:val="Normal"/>
+            </w:pPr>
+            <w:r>
+              <w:t>84.9</w:t>
             </w:r>
           </w:p>
         </w:tc>
